--- a/Risk_Statement_YYYY-XXXX_Template.docx
+++ b/Risk_Statement_YYYY-XXXX_Template.docx
@@ -79,8 +79,8 @@
       </w:r>
       <w:sdt>
         <w:sdtPr>
-          <w:alias w:val="Risk Catigories 1"/>
-          <w:tag w:val="Risk Catigories 1"/>
+          <w:alias w:val="Risk Categories 1"/>
+          <w:tag w:val="Risk Categories 1"/>
           <w:id w:val="-587615867"/>
           <w:placeholder>
             <w:docPart w:val="DefaultPlaceholder_-1854013438"/>
@@ -117,8 +117,8 @@
       </w:r>
       <w:sdt>
         <w:sdtPr>
-          <w:alias w:val="Risk Catigories 2"/>
-          <w:tag w:val="Risk Catigories"/>
+          <w:alias w:val="Risk Categories 2"/>
+          <w:tag w:val="Risk Categories"/>
           <w:id w:val="1616401894"/>
           <w:placeholder>
             <w:docPart w:val="849ACF00ECC34BC6AC89DB73DF8C6C29"/>
@@ -449,8 +449,8 @@
           <w:dropDownList>
             <w:listItem w:value="Choose an item."/>
             <w:listItem w:displayText="Monthly" w:value="Monthly"/>
-            <w:listItem w:displayText="Quartly" w:value="Quartly"/>
-            <w:listItem w:displayText="Bi-Anual" w:value="Bi-Anual"/>
+            <w:listItem w:displayText="Quarterly" w:value="Quarterly"/>
+            <w:listItem w:displayText="Twice a year" w:value="Twice a year"/>
             <w:listItem w:displayText="Yearly" w:value="Yearly"/>
           </w:dropDownList>
         </w:sdtPr>
